--- a/zht/docx/082.content.docx
+++ b/zht/docx/082.content.docx
@@ -385,90 +385,66 @@
           <w:lang w:val="zh_TW" w:bidi="zh_TW"/>
         </w:rPr>
       </w:r>
-      <w:hyperlink r:id="rId13">
-        <w:r>
-          <w:rPr>
-            <w:lang w:val="zh_TW" w:bidi="zh_TW"/>
-          </w:rPr>
-          <w:rPr>
-            <w:color w:val="0000EE"/>
-            <w:u w:val="single"/>
-          </w:rPr>
-          <w:t>希伯來書6:7–8</w:t>
-        </w:r>
-      </w:hyperlink>
-    </w:p>
-    <w:p>
-      <w:pPr>
-        <w:pStyle w:val="ListBullet"/>
-        <w:spacing w:line="240" w:lineRule="auto"/>
-        <w:ind w:left="720"/>
-      </w:pPr>
-      <w:r>
-        <w:rPr>
-          <w:lang w:val="zh_TW" w:bidi="zh_TW"/>
-        </w:rPr>
-      </w:r>
-      <w:hyperlink r:id="rId14">
-        <w:r>
-          <w:rPr>
-            <w:lang w:val="zh_TW" w:bidi="zh_TW"/>
-          </w:rPr>
-          <w:rPr>
-            <w:color w:val="0000EE"/>
-            <w:u w:val="single"/>
-          </w:rPr>
-          <w:t>馬太福音13:7</w:t>
-        </w:r>
-      </w:hyperlink>
-    </w:p>
-    <w:p>
-      <w:pPr>
-        <w:pStyle w:val="ListBullet"/>
-        <w:spacing w:line="240" w:lineRule="auto"/>
-        <w:ind w:left="720"/>
-      </w:pPr>
-      <w:r>
-        <w:rPr>
-          <w:lang w:val="zh_TW" w:bidi="zh_TW"/>
-        </w:rPr>
-      </w:r>
-      <w:hyperlink r:id="rId15">
-        <w:r>
-          <w:rPr>
-            <w:lang w:val="zh_TW" w:bidi="zh_TW"/>
-          </w:rPr>
-          <w:rPr>
-            <w:color w:val="0000EE"/>
-            <w:u w:val="single"/>
-          </w:rPr>
-          <w:t>馬太福音13:22</w:t>
-        </w:r>
-      </w:hyperlink>
-    </w:p>
-    <w:p>
-      <w:pPr>
-        <w:pStyle w:val="ListBullet"/>
-        <w:spacing w:line="240" w:lineRule="auto"/>
-        <w:ind w:left="720"/>
-      </w:pPr>
-      <w:r>
-        <w:rPr>
-          <w:lang w:val="zh_TW" w:bidi="zh_TW"/>
-        </w:rPr>
-      </w:r>
-      <w:hyperlink r:id="rId16">
-        <w:r>
-          <w:rPr>
-            <w:lang w:val="zh_TW" w:bidi="zh_TW"/>
-          </w:rPr>
-          <w:rPr>
-            <w:color w:val="0000EE"/>
-            <w:u w:val="single"/>
-          </w:rPr>
-          <w:t>民數記33:55</w:t>
-        </w:r>
-      </w:hyperlink>
+      <w:r>
+        <w:rPr>
+          <w:lang w:val="zh_TW" w:bidi="zh_TW"/>
+        </w:rPr>
+        <w:t>希伯來書6:7–8</w:t>
+      </w:r>
+    </w:p>
+    <w:p>
+      <w:pPr>
+        <w:pStyle w:val="ListBullet"/>
+        <w:spacing w:line="240" w:lineRule="auto"/>
+        <w:ind w:left="720"/>
+      </w:pPr>
+      <w:r>
+        <w:rPr>
+          <w:lang w:val="zh_TW" w:bidi="zh_TW"/>
+        </w:rPr>
+      </w:r>
+      <w:r>
+        <w:rPr>
+          <w:lang w:val="zh_TW" w:bidi="zh_TW"/>
+        </w:rPr>
+        <w:t>馬太福音13:7</w:t>
+      </w:r>
+    </w:p>
+    <w:p>
+      <w:pPr>
+        <w:pStyle w:val="ListBullet"/>
+        <w:spacing w:line="240" w:lineRule="auto"/>
+        <w:ind w:left="720"/>
+      </w:pPr>
+      <w:r>
+        <w:rPr>
+          <w:lang w:val="zh_TW" w:bidi="zh_TW"/>
+        </w:rPr>
+      </w:r>
+      <w:r>
+        <w:rPr>
+          <w:lang w:val="zh_TW" w:bidi="zh_TW"/>
+        </w:rPr>
+        <w:t>馬太福音13:22</w:t>
+      </w:r>
+    </w:p>
+    <w:p>
+      <w:pPr>
+        <w:pStyle w:val="ListBullet"/>
+        <w:spacing w:line="240" w:lineRule="auto"/>
+        <w:ind w:left="720"/>
+      </w:pPr>
+      <w:r>
+        <w:rPr>
+          <w:lang w:val="zh_TW" w:bidi="zh_TW"/>
+        </w:rPr>
+      </w:r>
+      <w:r>
+        <w:rPr>
+          <w:lang w:val="zh_TW" w:bidi="zh_TW"/>
+        </w:rPr>
+        <w:t>民數記33:55</w:t>
+      </w:r>
     </w:p>
     <w:p>
       <w:pPr>
@@ -671,186 +647,138 @@
           <w:lang w:val="zh_TW" w:bidi="zh_TW"/>
         </w:rPr>
       </w:r>
-      <w:hyperlink r:id="rId17">
-        <w:r>
-          <w:rPr>
-            <w:lang w:val="zh_TW" w:bidi="zh_TW"/>
-          </w:rPr>
-          <w:rPr>
-            <w:color w:val="0000EE"/>
-            <w:u w:val="single"/>
-          </w:rPr>
-          <w:t>提摩太前書3:4–5</w:t>
-        </w:r>
-      </w:hyperlink>
-    </w:p>
-    <w:p>
-      <w:pPr>
-        <w:pStyle w:val="ListBullet"/>
-        <w:spacing w:line="240" w:lineRule="auto"/>
-        <w:ind w:left="720"/>
-      </w:pPr>
-      <w:r>
-        <w:rPr>
-          <w:lang w:val="zh_TW" w:bidi="zh_TW"/>
-        </w:rPr>
-      </w:r>
-      <w:hyperlink r:id="rId18">
-        <w:r>
-          <w:rPr>
-            <w:lang w:val="zh_TW" w:bidi="zh_TW"/>
-          </w:rPr>
-          <w:rPr>
-            <w:color w:val="0000EE"/>
-            <w:u w:val="single"/>
-          </w:rPr>
-          <w:t>創世記39:4</w:t>
-        </w:r>
-      </w:hyperlink>
-    </w:p>
-    <w:p>
-      <w:pPr>
-        <w:pStyle w:val="ListBullet"/>
-        <w:spacing w:line="240" w:lineRule="auto"/>
-        <w:ind w:left="720"/>
-      </w:pPr>
-      <w:r>
-        <w:rPr>
-          <w:lang w:val="zh_TW" w:bidi="zh_TW"/>
-        </w:rPr>
-      </w:r>
-      <w:hyperlink r:id="rId19">
-        <w:r>
-          <w:rPr>
-            <w:lang w:val="zh_TW" w:bidi="zh_TW"/>
-          </w:rPr>
-          <w:rPr>
-            <w:color w:val="0000EE"/>
-            <w:u w:val="single"/>
-          </w:rPr>
-          <w:t>創世記43:16</w:t>
-        </w:r>
-      </w:hyperlink>
-    </w:p>
-    <w:p>
-      <w:pPr>
-        <w:pStyle w:val="ListBullet"/>
-        <w:spacing w:line="240" w:lineRule="auto"/>
-        <w:ind w:left="720"/>
-      </w:pPr>
-      <w:r>
-        <w:rPr>
-          <w:lang w:val="zh_TW" w:bidi="zh_TW"/>
-        </w:rPr>
-      </w:r>
-      <w:hyperlink r:id="rId20">
-        <w:r>
-          <w:rPr>
-            <w:lang w:val="zh_TW" w:bidi="zh_TW"/>
-          </w:rPr>
-          <w:rPr>
-            <w:color w:val="0000EE"/>
-            <w:u w:val="single"/>
-          </w:rPr>
-          <w:t>以賽亞書55:10–11</w:t>
-        </w:r>
-      </w:hyperlink>
-    </w:p>
-    <w:p>
-      <w:pPr>
-        <w:pStyle w:val="ListBullet"/>
-        <w:spacing w:line="240" w:lineRule="auto"/>
-        <w:ind w:left="720"/>
-      </w:pPr>
-      <w:r>
-        <w:rPr>
-          <w:lang w:val="zh_TW" w:bidi="zh_TW"/>
-        </w:rPr>
-      </w:r>
-      <w:hyperlink r:id="rId21">
-        <w:r>
-          <w:rPr>
-            <w:lang w:val="zh_TW" w:bidi="zh_TW"/>
-          </w:rPr>
-          <w:rPr>
-            <w:color w:val="0000EE"/>
-            <w:u w:val="single"/>
-          </w:rPr>
-          <w:t>路加福音8:3</w:t>
-        </w:r>
-      </w:hyperlink>
-    </w:p>
-    <w:p>
-      <w:pPr>
-        <w:pStyle w:val="ListBullet"/>
-        <w:spacing w:line="240" w:lineRule="auto"/>
-        <w:ind w:left="720"/>
-      </w:pPr>
-      <w:r>
-        <w:rPr>
-          <w:lang w:val="zh_TW" w:bidi="zh_TW"/>
-        </w:rPr>
-      </w:r>
-      <w:hyperlink r:id="rId22">
-        <w:r>
-          <w:rPr>
-            <w:lang w:val="zh_TW" w:bidi="zh_TW"/>
-          </w:rPr>
-          <w:rPr>
-            <w:color w:val="0000EE"/>
-            <w:u w:val="single"/>
-          </w:rPr>
-          <w:t>路加福音16:2</w:t>
-        </w:r>
-      </w:hyperlink>
-    </w:p>
-    <w:p>
-      <w:pPr>
-        <w:pStyle w:val="ListBullet"/>
-        <w:spacing w:line="240" w:lineRule="auto"/>
-        <w:ind w:left="720"/>
-      </w:pPr>
-      <w:r>
-        <w:rPr>
-          <w:lang w:val="zh_TW" w:bidi="zh_TW"/>
-        </w:rPr>
-      </w:r>
-      <w:hyperlink r:id="rId23">
-        <w:r>
-          <w:rPr>
-            <w:lang w:val="zh_TW" w:bidi="zh_TW"/>
-          </w:rPr>
-          <w:rPr>
-            <w:color w:val="0000EE"/>
-            <w:u w:val="single"/>
-          </w:rPr>
-          <w:t>馬太福音20:8–10</w:t>
-        </w:r>
-      </w:hyperlink>
-    </w:p>
-    <w:p>
-      <w:pPr>
-        <w:pStyle w:val="ListBullet"/>
-        <w:spacing w:line="240" w:lineRule="auto"/>
-        <w:ind w:left="720"/>
-      </w:pPr>
-      <w:r>
-        <w:rPr>
-          <w:lang w:val="zh_TW" w:bidi="zh_TW"/>
-        </w:rPr>
-      </w:r>
-      <w:hyperlink r:id="rId24">
-        <w:r>
-          <w:rPr>
-            <w:lang w:val="zh_TW" w:bidi="zh_TW"/>
-          </w:rPr>
-          <w:rPr>
-            <w:color w:val="0000EE"/>
-            <w:u w:val="single"/>
-          </w:rPr>
-          <w:t>提多書1:7</w:t>
-        </w:r>
-      </w:hyperlink>
+      <w:r>
+        <w:rPr>
+          <w:lang w:val="zh_TW" w:bidi="zh_TW"/>
+        </w:rPr>
+        <w:t>提摩太前書3:4–5</w:t>
+      </w:r>
+    </w:p>
+    <w:p>
+      <w:pPr>
+        <w:pStyle w:val="ListBullet"/>
+        <w:spacing w:line="240" w:lineRule="auto"/>
+        <w:ind w:left="720"/>
+      </w:pPr>
+      <w:r>
+        <w:rPr>
+          <w:lang w:val="zh_TW" w:bidi="zh_TW"/>
+        </w:rPr>
+      </w:r>
+      <w:r>
+        <w:rPr>
+          <w:lang w:val="zh_TW" w:bidi="zh_TW"/>
+        </w:rPr>
+        <w:t>創世記39:4</w:t>
+      </w:r>
+    </w:p>
+    <w:p>
+      <w:pPr>
+        <w:pStyle w:val="ListBullet"/>
+        <w:spacing w:line="240" w:lineRule="auto"/>
+        <w:ind w:left="720"/>
+      </w:pPr>
+      <w:r>
+        <w:rPr>
+          <w:lang w:val="zh_TW" w:bidi="zh_TW"/>
+        </w:rPr>
+      </w:r>
+      <w:r>
+        <w:rPr>
+          <w:lang w:val="zh_TW" w:bidi="zh_TW"/>
+        </w:rPr>
+        <w:t>創世記43:16</w:t>
+      </w:r>
+    </w:p>
+    <w:p>
+      <w:pPr>
+        <w:pStyle w:val="ListBullet"/>
+        <w:spacing w:line="240" w:lineRule="auto"/>
+        <w:ind w:left="720"/>
+      </w:pPr>
+      <w:r>
+        <w:rPr>
+          <w:lang w:val="zh_TW" w:bidi="zh_TW"/>
+        </w:rPr>
+      </w:r>
+      <w:r>
+        <w:rPr>
+          <w:lang w:val="zh_TW" w:bidi="zh_TW"/>
+        </w:rPr>
+        <w:t>以賽亞書55:10–11</w:t>
+      </w:r>
+    </w:p>
+    <w:p>
+      <w:pPr>
+        <w:pStyle w:val="ListBullet"/>
+        <w:spacing w:line="240" w:lineRule="auto"/>
+        <w:ind w:left="720"/>
+      </w:pPr>
+      <w:r>
+        <w:rPr>
+          <w:lang w:val="zh_TW" w:bidi="zh_TW"/>
+        </w:rPr>
+      </w:r>
+      <w:r>
+        <w:rPr>
+          <w:lang w:val="zh_TW" w:bidi="zh_TW"/>
+        </w:rPr>
+        <w:t>路加福音8:3</w:t>
+      </w:r>
+    </w:p>
+    <w:p>
+      <w:pPr>
+        <w:pStyle w:val="ListBullet"/>
+        <w:spacing w:line="240" w:lineRule="auto"/>
+        <w:ind w:left="720"/>
+      </w:pPr>
+      <w:r>
+        <w:rPr>
+          <w:lang w:val="zh_TW" w:bidi="zh_TW"/>
+        </w:rPr>
+      </w:r>
+      <w:r>
+        <w:rPr>
+          <w:lang w:val="zh_TW" w:bidi="zh_TW"/>
+        </w:rPr>
+        <w:t>路加福音16:2</w:t>
+      </w:r>
+    </w:p>
+    <w:p>
+      <w:pPr>
+        <w:pStyle w:val="ListBullet"/>
+        <w:spacing w:line="240" w:lineRule="auto"/>
+        <w:ind w:left="720"/>
+      </w:pPr>
+      <w:r>
+        <w:rPr>
+          <w:lang w:val="zh_TW" w:bidi="zh_TW"/>
+        </w:rPr>
+      </w:r>
+      <w:r>
+        <w:rPr>
+          <w:lang w:val="zh_TW" w:bidi="zh_TW"/>
+        </w:rPr>
+        <w:t>馬太福音20:8–10</w:t>
+      </w:r>
+    </w:p>
+    <w:p>
+      <w:pPr>
+        <w:pStyle w:val="ListBullet"/>
+        <w:spacing w:line="240" w:lineRule="auto"/>
+        <w:ind w:left="720"/>
+      </w:pPr>
+      <w:r>
+        <w:rPr>
+          <w:lang w:val="zh_TW" w:bidi="zh_TW"/>
+        </w:rPr>
+      </w:r>
+      <w:r>
+        <w:rPr>
+          <w:lang w:val="zh_TW" w:bidi="zh_TW"/>
+        </w:rPr>
+        <w:t>提多書1:7</w:t>
+      </w:r>
     </w:p>
     <w:p>
       <w:pPr>
@@ -1178,114 +1106,84 @@
           <w:lang w:val="zh_TW" w:bidi="zh_TW"/>
         </w:rPr>
       </w:r>
-      <w:hyperlink r:id="rId25">
-        <w:r>
-          <w:rPr>
-            <w:lang w:val="zh_TW" w:bidi="zh_TW"/>
-          </w:rPr>
-          <w:rPr>
-            <w:color w:val="0000EE"/>
-            <w:u w:val="single"/>
-          </w:rPr>
-          <w:t>申命記28:37</w:t>
-        </w:r>
-      </w:hyperlink>
-    </w:p>
-    <w:p>
-      <w:pPr>
-        <w:pStyle w:val="ListBullet"/>
-        <w:spacing w:line="240" w:lineRule="auto"/>
-        <w:ind w:left="720"/>
-      </w:pPr>
-      <w:r>
-        <w:rPr>
-          <w:lang w:val="zh_TW" w:bidi="zh_TW"/>
-        </w:rPr>
-      </w:r>
-      <w:hyperlink r:id="rId26">
-        <w:r>
-          <w:rPr>
-            <w:lang w:val="zh_TW" w:bidi="zh_TW"/>
-          </w:rPr>
-          <w:rPr>
-            <w:color w:val="0000EE"/>
-            <w:u w:val="single"/>
-          </w:rPr>
-          <w:t>以西結書23:33</w:t>
-        </w:r>
-      </w:hyperlink>
-    </w:p>
-    <w:p>
-      <w:pPr>
-        <w:pStyle w:val="ListBullet"/>
-        <w:spacing w:line="240" w:lineRule="auto"/>
-        <w:ind w:left="720"/>
-      </w:pPr>
-      <w:r>
-        <w:rPr>
-          <w:lang w:val="zh_TW" w:bidi="zh_TW"/>
-        </w:rPr>
-      </w:r>
-      <w:hyperlink r:id="rId27">
-        <w:r>
-          <w:rPr>
-            <w:lang w:val="zh_TW" w:bidi="zh_TW"/>
-          </w:rPr>
-          <w:rPr>
-            <w:color w:val="0000EE"/>
-            <w:u w:val="single"/>
-          </w:rPr>
-          <w:t>耶利米書2:12–13</w:t>
-        </w:r>
-      </w:hyperlink>
-    </w:p>
-    <w:p>
-      <w:pPr>
-        <w:pStyle w:val="ListBullet"/>
-        <w:spacing w:line="240" w:lineRule="auto"/>
-        <w:ind w:left="720"/>
-      </w:pPr>
-      <w:r>
-        <w:rPr>
-          <w:lang w:val="zh_TW" w:bidi="zh_TW"/>
-        </w:rPr>
-      </w:r>
-      <w:hyperlink r:id="rId28">
-        <w:r>
-          <w:rPr>
-            <w:lang w:val="zh_TW" w:bidi="zh_TW"/>
-          </w:rPr>
-          <w:rPr>
-            <w:color w:val="0000EE"/>
-            <w:u w:val="single"/>
-          </w:rPr>
-          <w:t>約伯記21:4–6</w:t>
-        </w:r>
-      </w:hyperlink>
-    </w:p>
-    <w:p>
-      <w:pPr>
-        <w:pStyle w:val="ListBullet"/>
-        <w:spacing w:line="240" w:lineRule="auto"/>
-        <w:ind w:left="720"/>
-      </w:pPr>
-      <w:r>
-        <w:rPr>
-          <w:lang w:val="zh_TW" w:bidi="zh_TW"/>
-        </w:rPr>
-      </w:r>
-      <w:hyperlink r:id="rId29">
-        <w:r>
-          <w:rPr>
-            <w:lang w:val="zh_TW" w:bidi="zh_TW"/>
-          </w:rPr>
-          <w:rPr>
-            <w:color w:val="0000EE"/>
-            <w:u w:val="single"/>
-          </w:rPr>
-          <w:t>詩篇55:5</w:t>
-        </w:r>
-      </w:hyperlink>
+      <w:r>
+        <w:rPr>
+          <w:lang w:val="zh_TW" w:bidi="zh_TW"/>
+        </w:rPr>
+        <w:t>申命記28:37</w:t>
+      </w:r>
+    </w:p>
+    <w:p>
+      <w:pPr>
+        <w:pStyle w:val="ListBullet"/>
+        <w:spacing w:line="240" w:lineRule="auto"/>
+        <w:ind w:left="720"/>
+      </w:pPr>
+      <w:r>
+        <w:rPr>
+          <w:lang w:val="zh_TW" w:bidi="zh_TW"/>
+        </w:rPr>
+      </w:r>
+      <w:r>
+        <w:rPr>
+          <w:lang w:val="zh_TW" w:bidi="zh_TW"/>
+        </w:rPr>
+        <w:t>以西結書23:33</w:t>
+      </w:r>
+    </w:p>
+    <w:p>
+      <w:pPr>
+        <w:pStyle w:val="ListBullet"/>
+        <w:spacing w:line="240" w:lineRule="auto"/>
+        <w:ind w:left="720"/>
+      </w:pPr>
+      <w:r>
+        <w:rPr>
+          <w:lang w:val="zh_TW" w:bidi="zh_TW"/>
+        </w:rPr>
+      </w:r>
+      <w:r>
+        <w:rPr>
+          <w:lang w:val="zh_TW" w:bidi="zh_TW"/>
+        </w:rPr>
+        <w:t>耶利米書2:12–13</w:t>
+      </w:r>
+    </w:p>
+    <w:p>
+      <w:pPr>
+        <w:pStyle w:val="ListBullet"/>
+        <w:spacing w:line="240" w:lineRule="auto"/>
+        <w:ind w:left="720"/>
+      </w:pPr>
+      <w:r>
+        <w:rPr>
+          <w:lang w:val="zh_TW" w:bidi="zh_TW"/>
+        </w:rPr>
+      </w:r>
+      <w:r>
+        <w:rPr>
+          <w:lang w:val="zh_TW" w:bidi="zh_TW"/>
+        </w:rPr>
+        <w:t>約伯記21:4–6</w:t>
+      </w:r>
+    </w:p>
+    <w:p>
+      <w:pPr>
+        <w:pStyle w:val="ListBullet"/>
+        <w:spacing w:line="240" w:lineRule="auto"/>
+        <w:ind w:left="720"/>
+      </w:pPr>
+      <w:r>
+        <w:rPr>
+          <w:lang w:val="zh_TW" w:bidi="zh_TW"/>
+        </w:rPr>
+      </w:r>
+      <w:r>
+        <w:rPr>
+          <w:lang w:val="zh_TW" w:bidi="zh_TW"/>
+        </w:rPr>
+        <w:t>詩篇55:5</w:t>
+      </w:r>
     </w:p>
     <w:p>
       <w:pPr>
@@ -1554,66 +1452,48 @@
           <w:lang w:val="zh_TW" w:bidi="zh_TW"/>
         </w:rPr>
       </w:r>
-      <w:hyperlink r:id="rId30">
-        <w:r>
-          <w:rPr>
-            <w:lang w:val="zh_TW" w:bidi="zh_TW"/>
-          </w:rPr>
-          <w:rPr>
-            <w:color w:val="0000EE"/>
-            <w:u w:val="single"/>
-          </w:rPr>
-          <w:t>但以理書11:44–45</w:t>
-        </w:r>
-      </w:hyperlink>
-    </w:p>
-    <w:p>
-      <w:pPr>
-        <w:pStyle w:val="ListBullet"/>
-        <w:spacing w:line="240" w:lineRule="auto"/>
-        <w:ind w:left="720"/>
-      </w:pPr>
-      <w:r>
-        <w:rPr>
-          <w:lang w:val="zh_TW" w:bidi="zh_TW"/>
-        </w:rPr>
-      </w:r>
-      <w:hyperlink r:id="rId31">
-        <w:r>
-          <w:rPr>
-            <w:lang w:val="zh_TW" w:bidi="zh_TW"/>
-          </w:rPr>
-          <w:rPr>
-            <w:color w:val="0000EE"/>
-            <w:u w:val="single"/>
-          </w:rPr>
-          <w:t>耶利米記4:19–20</w:t>
-        </w:r>
-      </w:hyperlink>
-    </w:p>
-    <w:p>
-      <w:pPr>
-        <w:pStyle w:val="ListBullet"/>
-        <w:spacing w:line="240" w:lineRule="auto"/>
-        <w:ind w:left="720"/>
-      </w:pPr>
-      <w:r>
-        <w:rPr>
-          <w:lang w:val="zh_TW" w:bidi="zh_TW"/>
-        </w:rPr>
-      </w:r>
-      <w:hyperlink r:id="rId32">
-        <w:r>
-          <w:rPr>
-            <w:lang w:val="zh_TW" w:bidi="zh_TW"/>
-          </w:rPr>
-          <w:rPr>
-            <w:color w:val="0000EE"/>
-            <w:u w:val="single"/>
-          </w:rPr>
-          <w:t>民數記10:9</w:t>
-        </w:r>
-      </w:hyperlink>
+      <w:r>
+        <w:rPr>
+          <w:lang w:val="zh_TW" w:bidi="zh_TW"/>
+        </w:rPr>
+        <w:t>但以理書11:44–45</w:t>
+      </w:r>
+    </w:p>
+    <w:p>
+      <w:pPr>
+        <w:pStyle w:val="ListBullet"/>
+        <w:spacing w:line="240" w:lineRule="auto"/>
+        <w:ind w:left="720"/>
+      </w:pPr>
+      <w:r>
+        <w:rPr>
+          <w:lang w:val="zh_TW" w:bidi="zh_TW"/>
+        </w:rPr>
+      </w:r>
+      <w:r>
+        <w:rPr>
+          <w:lang w:val="zh_TW" w:bidi="zh_TW"/>
+        </w:rPr>
+        <w:t>耶利米記4:19–20</w:t>
+      </w:r>
+    </w:p>
+    <w:p>
+      <w:pPr>
+        <w:pStyle w:val="ListBullet"/>
+        <w:spacing w:line="240" w:lineRule="auto"/>
+        <w:ind w:left="720"/>
+      </w:pPr>
+      <w:r>
+        <w:rPr>
+          <w:lang w:val="zh_TW" w:bidi="zh_TW"/>
+        </w:rPr>
+      </w:r>
+      <w:r>
+        <w:rPr>
+          <w:lang w:val="zh_TW" w:bidi="zh_TW"/>
+        </w:rPr>
+        <w:t>民數記10:9</w:t>
+      </w:r>
     </w:p>
     <w:p>
       <w:pPr>
@@ -1942,150 +1822,108 @@
           <w:lang w:val="zh_TW" w:bidi="zh_TW"/>
         </w:rPr>
       </w:r>
-      <w:hyperlink r:id="rId33">
-        <w:r>
-          <w:rPr>
-            <w:lang w:val="zh_TW" w:bidi="zh_TW"/>
-          </w:rPr>
-          <w:rPr>
-            <w:color w:val="0000EE"/>
-            <w:u w:val="single"/>
-          </w:rPr>
-          <w:t>歌羅西書2:18–19</w:t>
-        </w:r>
-      </w:hyperlink>
-    </w:p>
-    <w:p>
-      <w:pPr>
-        <w:pStyle w:val="ListBullet"/>
-        <w:spacing w:line="240" w:lineRule="auto"/>
-        <w:ind w:left="720"/>
-      </w:pPr>
-      <w:r>
-        <w:rPr>
-          <w:lang w:val="zh_TW" w:bidi="zh_TW"/>
-        </w:rPr>
-      </w:r>
-      <w:hyperlink r:id="rId34">
-        <w:r>
-          <w:rPr>
-            <w:lang w:val="zh_TW" w:bidi="zh_TW"/>
-          </w:rPr>
-          <w:rPr>
-            <w:color w:val="0000EE"/>
-            <w:u w:val="single"/>
-          </w:rPr>
-          <w:t>申命記29:18</w:t>
-        </w:r>
-      </w:hyperlink>
-    </w:p>
-    <w:p>
-      <w:pPr>
-        <w:pStyle w:val="ListBullet"/>
-        <w:spacing w:line="240" w:lineRule="auto"/>
-        <w:ind w:left="720"/>
-      </w:pPr>
-      <w:r>
-        <w:rPr>
-          <w:lang w:val="zh_TW" w:bidi="zh_TW"/>
-        </w:rPr>
-      </w:r>
-      <w:hyperlink r:id="rId35">
-        <w:r>
-          <w:rPr>
-            <w:lang w:val="zh_TW" w:bidi="zh_TW"/>
-          </w:rPr>
-          <w:rPr>
-            <w:color w:val="0000EE"/>
-            <w:u w:val="single"/>
-          </w:rPr>
-          <w:t>出埃及記3:11–12</w:t>
-        </w:r>
-      </w:hyperlink>
-    </w:p>
-    <w:p>
-      <w:pPr>
-        <w:pStyle w:val="ListBullet"/>
-        <w:spacing w:line="240" w:lineRule="auto"/>
-        <w:ind w:left="720"/>
-      </w:pPr>
-      <w:r>
-        <w:rPr>
-          <w:lang w:val="zh_TW" w:bidi="zh_TW"/>
-        </w:rPr>
-      </w:r>
-      <w:hyperlink r:id="rId36">
-        <w:r>
-          <w:rPr>
-            <w:lang w:val="zh_TW" w:bidi="zh_TW"/>
-          </w:rPr>
-          <w:rPr>
-            <w:color w:val="0000EE"/>
-            <w:u w:val="single"/>
-          </w:rPr>
-          <w:t>路加福音4:7</w:t>
-        </w:r>
-      </w:hyperlink>
-    </w:p>
-    <w:p>
-      <w:pPr>
-        <w:pStyle w:val="ListBullet"/>
-        <w:spacing w:line="240" w:lineRule="auto"/>
-        <w:ind w:left="720"/>
-      </w:pPr>
-      <w:r>
-        <w:rPr>
-          <w:lang w:val="zh_TW" w:bidi="zh_TW"/>
-        </w:rPr>
-      </w:r>
-      <w:hyperlink r:id="rId37">
-        <w:r>
-          <w:rPr>
-            <w:lang w:val="zh_TW" w:bidi="zh_TW"/>
-          </w:rPr>
-          <w:rPr>
-            <w:color w:val="0000EE"/>
-            <w:u w:val="single"/>
-          </w:rPr>
-          <w:t>馬太福音2:2</w:t>
-        </w:r>
-      </w:hyperlink>
-    </w:p>
-    <w:p>
-      <w:pPr>
-        <w:pStyle w:val="ListBullet"/>
-        <w:spacing w:line="240" w:lineRule="auto"/>
-        <w:ind w:left="720"/>
-      </w:pPr>
-      <w:r>
-        <w:rPr>
-          <w:lang w:val="zh_TW" w:bidi="zh_TW"/>
-        </w:rPr>
-      </w:r>
-      <w:hyperlink r:id="rId37">
-        <w:r>
-          <w:rPr>
-            <w:lang w:val="zh_TW" w:bidi="zh_TW"/>
-          </w:rPr>
-          <w:rPr>
-            <w:color w:val="0000EE"/>
-            <w:u w:val="single"/>
-          </w:rPr>
-          <w:t>馬太福音</w:t>
-        </w:r>
-      </w:hyperlink>
-      <w:hyperlink r:id="rId38">
-        <w:r>
-          <w:rPr>
-            <w:lang w:val="zh_TW" w:bidi="zh_TW"/>
-          </w:rPr>
-          <w:rPr>
-            <w:color w:val="0000EE"/>
-            <w:u w:val="single"/>
-          </w:rPr>
-          <w:t>2:8</w:t>
-        </w:r>
-      </w:hyperlink>
+      <w:r>
+        <w:rPr>
+          <w:lang w:val="zh_TW" w:bidi="zh_TW"/>
+        </w:rPr>
+        <w:t>歌羅西書2:18–19</w:t>
+      </w:r>
+    </w:p>
+    <w:p>
+      <w:pPr>
+        <w:pStyle w:val="ListBullet"/>
+        <w:spacing w:line="240" w:lineRule="auto"/>
+        <w:ind w:left="720"/>
+      </w:pPr>
+      <w:r>
+        <w:rPr>
+          <w:lang w:val="zh_TW" w:bidi="zh_TW"/>
+        </w:rPr>
+      </w:r>
+      <w:r>
+        <w:rPr>
+          <w:lang w:val="zh_TW" w:bidi="zh_TW"/>
+        </w:rPr>
+        <w:t>申命記29:18</w:t>
+      </w:r>
+    </w:p>
+    <w:p>
+      <w:pPr>
+        <w:pStyle w:val="ListBullet"/>
+        <w:spacing w:line="240" w:lineRule="auto"/>
+        <w:ind w:left="720"/>
+      </w:pPr>
+      <w:r>
+        <w:rPr>
+          <w:lang w:val="zh_TW" w:bidi="zh_TW"/>
+        </w:rPr>
+      </w:r>
+      <w:r>
+        <w:rPr>
+          <w:lang w:val="zh_TW" w:bidi="zh_TW"/>
+        </w:rPr>
+        <w:t>出埃及記3:11–12</w:t>
+      </w:r>
+    </w:p>
+    <w:p>
+      <w:pPr>
+        <w:pStyle w:val="ListBullet"/>
+        <w:spacing w:line="240" w:lineRule="auto"/>
+        <w:ind w:left="720"/>
+      </w:pPr>
+      <w:r>
+        <w:rPr>
+          <w:lang w:val="zh_TW" w:bidi="zh_TW"/>
+        </w:rPr>
+      </w:r>
+      <w:r>
+        <w:rPr>
+          <w:lang w:val="zh_TW" w:bidi="zh_TW"/>
+        </w:rPr>
+        <w:t>路加福音4:7</w:t>
+      </w:r>
+    </w:p>
+    <w:p>
+      <w:pPr>
+        <w:pStyle w:val="ListBullet"/>
+        <w:spacing w:line="240" w:lineRule="auto"/>
+        <w:ind w:left="720"/>
+      </w:pPr>
+      <w:r>
+        <w:rPr>
+          <w:lang w:val="zh_TW" w:bidi="zh_TW"/>
+        </w:rPr>
+      </w:r>
+      <w:r>
+        <w:rPr>
+          <w:lang w:val="zh_TW" w:bidi="zh_TW"/>
+        </w:rPr>
+        <w:t>馬太福音2:2</w:t>
+      </w:r>
+    </w:p>
+    <w:p>
+      <w:pPr>
+        <w:pStyle w:val="ListBullet"/>
+        <w:spacing w:line="240" w:lineRule="auto"/>
+        <w:ind w:left="720"/>
+      </w:pPr>
+      <w:r>
+        <w:rPr>
+          <w:lang w:val="zh_TW" w:bidi="zh_TW"/>
+        </w:rPr>
+      </w:r>
+      <w:r>
+        <w:rPr>
+          <w:lang w:val="zh_TW" w:bidi="zh_TW"/>
+        </w:rPr>
+        <w:t>馬太福音</w:t>
+      </w:r>
+      <w:r>
+        <w:rPr>
+          <w:lang w:val="zh_TW" w:bidi="zh_TW"/>
+        </w:rPr>
+        <w:t>2:8</w:t>
+      </w:r>
     </w:p>
     <w:p>
       <w:pPr>
@@ -2797,234 +2635,174 @@
           <w:lang w:val="zh_TW" w:bidi="zh_TW"/>
         </w:rPr>
       </w:r>
-      <w:hyperlink r:id="rId39">
-        <w:r>
-          <w:rPr>
-            <w:lang w:val="zh_TW" w:bidi="zh_TW"/>
-          </w:rPr>
-          <w:rPr>
-            <w:color w:val="0000EE"/>
-            <w:u w:val="single"/>
-          </w:rPr>
-          <w:t>約伯記27:10</w:t>
-        </w:r>
-      </w:hyperlink>
-    </w:p>
-    <w:p>
-      <w:pPr>
-        <w:pStyle w:val="ListBullet"/>
-        <w:spacing w:line="240" w:lineRule="auto"/>
-        <w:ind w:left="720"/>
-      </w:pPr>
-      <w:r>
-        <w:rPr>
-          <w:lang w:val="zh_TW" w:bidi="zh_TW"/>
-        </w:rPr>
-      </w:r>
-      <w:hyperlink r:id="rId40">
-        <w:r>
-          <w:rPr>
-            <w:lang w:val="zh_TW" w:bidi="zh_TW"/>
-          </w:rPr>
-          <w:rPr>
-            <w:color w:val="0000EE"/>
-            <w:u w:val="single"/>
-          </w:rPr>
-          <w:t>箴言11:9</w:t>
-        </w:r>
-      </w:hyperlink>
-    </w:p>
-    <w:p>
-      <w:pPr>
-        <w:pStyle w:val="ListBullet"/>
-        <w:spacing w:line="240" w:lineRule="auto"/>
-        <w:ind w:left="720"/>
-      </w:pPr>
-      <w:r>
-        <w:rPr>
-          <w:lang w:val="zh_TW" w:bidi="zh_TW"/>
-        </w:rPr>
-      </w:r>
-      <w:hyperlink r:id="rId41">
-        <w:r>
-          <w:rPr>
-            <w:lang w:val="zh_TW" w:bidi="zh_TW"/>
-          </w:rPr>
-          <w:rPr>
-            <w:color w:val="0000EE"/>
-            <w:u w:val="single"/>
-          </w:rPr>
-          <w:t>使徒行傳3:12</w:t>
-        </w:r>
-      </w:hyperlink>
-    </w:p>
-    <w:p>
-      <w:pPr>
-        <w:pStyle w:val="ListBullet"/>
-        <w:spacing w:line="240" w:lineRule="auto"/>
-        <w:ind w:left="720"/>
-      </w:pPr>
-      <w:r>
-        <w:rPr>
-          <w:lang w:val="zh_TW" w:bidi="zh_TW"/>
-        </w:rPr>
-      </w:r>
-      <w:hyperlink r:id="rId42">
-        <w:r>
-          <w:rPr>
-            <w:lang w:val="zh_TW" w:bidi="zh_TW"/>
-          </w:rPr>
-          <w:rPr>
-            <w:color w:val="0000EE"/>
-            <w:u w:val="single"/>
-          </w:rPr>
-          <w:t>提摩太前書1:9–11</w:t>
-        </w:r>
-      </w:hyperlink>
-    </w:p>
-    <w:p>
-      <w:pPr>
-        <w:pStyle w:val="ListBullet"/>
-        <w:spacing w:line="240" w:lineRule="auto"/>
-        <w:ind w:left="720"/>
-      </w:pPr>
-      <w:r>
-        <w:rPr>
-          <w:lang w:val="zh_TW" w:bidi="zh_TW"/>
-        </w:rPr>
-      </w:r>
-      <w:hyperlink r:id="rId43">
-        <w:r>
-          <w:rPr>
-            <w:lang w:val="zh_TW" w:bidi="zh_TW"/>
-          </w:rPr>
-          <w:rPr>
-            <w:color w:val="0000EE"/>
-            <w:u w:val="single"/>
-          </w:rPr>
-          <w:t>提摩太前書4:7</w:t>
-        </w:r>
-      </w:hyperlink>
-    </w:p>
-    <w:p>
-      <w:pPr>
-        <w:pStyle w:val="ListBullet"/>
-        <w:spacing w:line="240" w:lineRule="auto"/>
-        <w:ind w:left="720"/>
-      </w:pPr>
-      <w:r>
-        <w:rPr>
-          <w:lang w:val="zh_TW" w:bidi="zh_TW"/>
-        </w:rPr>
-      </w:r>
-      <w:hyperlink r:id="rId44">
-        <w:r>
-          <w:rPr>
-            <w:lang w:val="zh_TW" w:bidi="zh_TW"/>
-          </w:rPr>
-          <w:rPr>
-            <w:color w:val="0000EE"/>
-            <w:u w:val="single"/>
-          </w:rPr>
-          <w:t>提摩太後書3:12</w:t>
-        </w:r>
-      </w:hyperlink>
-    </w:p>
-    <w:p>
-      <w:pPr>
-        <w:pStyle w:val="ListBullet"/>
-        <w:spacing w:line="240" w:lineRule="auto"/>
-        <w:ind w:left="720"/>
-      </w:pPr>
-      <w:r>
-        <w:rPr>
-          <w:lang w:val="zh_TW" w:bidi="zh_TW"/>
-        </w:rPr>
-      </w:r>
-      <w:hyperlink r:id="rId45">
-        <w:r>
-          <w:rPr>
-            <w:lang w:val="zh_TW" w:bidi="zh_TW"/>
-          </w:rPr>
-          <w:rPr>
-            <w:color w:val="0000EE"/>
-            <w:u w:val="single"/>
-          </w:rPr>
-          <w:t>希伯來書12:14–17</w:t>
-        </w:r>
-      </w:hyperlink>
-    </w:p>
-    <w:p>
-      <w:pPr>
-        <w:pStyle w:val="ListBullet"/>
-        <w:spacing w:line="240" w:lineRule="auto"/>
-        <w:ind w:left="720"/>
-      </w:pPr>
-      <w:r>
-        <w:rPr>
-          <w:lang w:val="zh_TW" w:bidi="zh_TW"/>
-        </w:rPr>
-      </w:r>
-      <w:hyperlink r:id="rId46">
-        <w:r>
-          <w:rPr>
-            <w:lang w:val="zh_TW" w:bidi="zh_TW"/>
-          </w:rPr>
-          <w:rPr>
-            <w:color w:val="0000EE"/>
-            <w:u w:val="single"/>
-          </w:rPr>
-          <w:t>希伯來書11:7</w:t>
-        </w:r>
-      </w:hyperlink>
-    </w:p>
-    <w:p>
-      <w:pPr>
-        <w:pStyle w:val="ListBullet"/>
-        <w:spacing w:line="240" w:lineRule="auto"/>
-        <w:ind w:left="720"/>
-      </w:pPr>
-      <w:r>
-        <w:rPr>
-          <w:lang w:val="zh_TW" w:bidi="zh_TW"/>
-        </w:rPr>
-      </w:r>
-      <w:hyperlink r:id="rId47">
-        <w:r>
-          <w:rPr>
-            <w:lang w:val="zh_TW" w:bidi="zh_TW"/>
-          </w:rPr>
-          <w:rPr>
-            <w:color w:val="0000EE"/>
-            <w:u w:val="single"/>
-          </w:rPr>
-          <w:t>彼得前書4:18</w:t>
-        </w:r>
-      </w:hyperlink>
-    </w:p>
-    <w:p>
-      <w:pPr>
-        <w:pStyle w:val="ListBullet"/>
-        <w:spacing w:line="240" w:lineRule="auto"/>
-        <w:ind w:left="720"/>
-      </w:pPr>
-      <w:r>
-        <w:rPr>
-          <w:lang w:val="zh_TW" w:bidi="zh_TW"/>
-        </w:rPr>
-      </w:r>
-      <w:hyperlink r:id="rId48">
-        <w:r>
-          <w:rPr>
-            <w:lang w:val="zh_TW" w:bidi="zh_TW"/>
-          </w:rPr>
-          <w:rPr>
-            <w:color w:val="0000EE"/>
-            <w:u w:val="single"/>
-          </w:rPr>
-          <w:t>猶大書1:16</w:t>
-        </w:r>
-      </w:hyperlink>
+      <w:r>
+        <w:rPr>
+          <w:lang w:val="zh_TW" w:bidi="zh_TW"/>
+        </w:rPr>
+        <w:t>約伯記27:10</w:t>
+      </w:r>
+    </w:p>
+    <w:p>
+      <w:pPr>
+        <w:pStyle w:val="ListBullet"/>
+        <w:spacing w:line="240" w:lineRule="auto"/>
+        <w:ind w:left="720"/>
+      </w:pPr>
+      <w:r>
+        <w:rPr>
+          <w:lang w:val="zh_TW" w:bidi="zh_TW"/>
+        </w:rPr>
+      </w:r>
+      <w:r>
+        <w:rPr>
+          <w:lang w:val="zh_TW" w:bidi="zh_TW"/>
+        </w:rPr>
+        <w:t>箴言11:9</w:t>
+      </w:r>
+    </w:p>
+    <w:p>
+      <w:pPr>
+        <w:pStyle w:val="ListBullet"/>
+        <w:spacing w:line="240" w:lineRule="auto"/>
+        <w:ind w:left="720"/>
+      </w:pPr>
+      <w:r>
+        <w:rPr>
+          <w:lang w:val="zh_TW" w:bidi="zh_TW"/>
+        </w:rPr>
+      </w:r>
+      <w:r>
+        <w:rPr>
+          <w:lang w:val="zh_TW" w:bidi="zh_TW"/>
+        </w:rPr>
+        <w:t>使徒行傳3:12</w:t>
+      </w:r>
+    </w:p>
+    <w:p>
+      <w:pPr>
+        <w:pStyle w:val="ListBullet"/>
+        <w:spacing w:line="240" w:lineRule="auto"/>
+        <w:ind w:left="720"/>
+      </w:pPr>
+      <w:r>
+        <w:rPr>
+          <w:lang w:val="zh_TW" w:bidi="zh_TW"/>
+        </w:rPr>
+      </w:r>
+      <w:r>
+        <w:rPr>
+          <w:lang w:val="zh_TW" w:bidi="zh_TW"/>
+        </w:rPr>
+        <w:t>提摩太前書1:9–11</w:t>
+      </w:r>
+    </w:p>
+    <w:p>
+      <w:pPr>
+        <w:pStyle w:val="ListBullet"/>
+        <w:spacing w:line="240" w:lineRule="auto"/>
+        <w:ind w:left="720"/>
+      </w:pPr>
+      <w:r>
+        <w:rPr>
+          <w:lang w:val="zh_TW" w:bidi="zh_TW"/>
+        </w:rPr>
+      </w:r>
+      <w:r>
+        <w:rPr>
+          <w:lang w:val="zh_TW" w:bidi="zh_TW"/>
+        </w:rPr>
+        <w:t>提摩太前書4:7</w:t>
+      </w:r>
+    </w:p>
+    <w:p>
+      <w:pPr>
+        <w:pStyle w:val="ListBullet"/>
+        <w:spacing w:line="240" w:lineRule="auto"/>
+        <w:ind w:left="720"/>
+      </w:pPr>
+      <w:r>
+        <w:rPr>
+          <w:lang w:val="zh_TW" w:bidi="zh_TW"/>
+        </w:rPr>
+      </w:r>
+      <w:r>
+        <w:rPr>
+          <w:lang w:val="zh_TW" w:bidi="zh_TW"/>
+        </w:rPr>
+        <w:t>提摩太後書3:12</w:t>
+      </w:r>
+    </w:p>
+    <w:p>
+      <w:pPr>
+        <w:pStyle w:val="ListBullet"/>
+        <w:spacing w:line="240" w:lineRule="auto"/>
+        <w:ind w:left="720"/>
+      </w:pPr>
+      <w:r>
+        <w:rPr>
+          <w:lang w:val="zh_TW" w:bidi="zh_TW"/>
+        </w:rPr>
+      </w:r>
+      <w:r>
+        <w:rPr>
+          <w:lang w:val="zh_TW" w:bidi="zh_TW"/>
+        </w:rPr>
+        <w:t>希伯來書12:14–17</w:t>
+      </w:r>
+    </w:p>
+    <w:p>
+      <w:pPr>
+        <w:pStyle w:val="ListBullet"/>
+        <w:spacing w:line="240" w:lineRule="auto"/>
+        <w:ind w:left="720"/>
+      </w:pPr>
+      <w:r>
+        <w:rPr>
+          <w:lang w:val="zh_TW" w:bidi="zh_TW"/>
+        </w:rPr>
+      </w:r>
+      <w:r>
+        <w:rPr>
+          <w:lang w:val="zh_TW" w:bidi="zh_TW"/>
+        </w:rPr>
+        <w:t>希伯來書11:7</w:t>
+      </w:r>
+    </w:p>
+    <w:p>
+      <w:pPr>
+        <w:pStyle w:val="ListBullet"/>
+        <w:spacing w:line="240" w:lineRule="auto"/>
+        <w:ind w:left="720"/>
+      </w:pPr>
+      <w:r>
+        <w:rPr>
+          <w:lang w:val="zh_TW" w:bidi="zh_TW"/>
+        </w:rPr>
+      </w:r>
+      <w:r>
+        <w:rPr>
+          <w:lang w:val="zh_TW" w:bidi="zh_TW"/>
+        </w:rPr>
+        <w:t>彼得前書4:18</w:t>
+      </w:r>
+    </w:p>
+    <w:p>
+      <w:pPr>
+        <w:pStyle w:val="ListBullet"/>
+        <w:spacing w:line="240" w:lineRule="auto"/>
+        <w:ind w:left="720"/>
+      </w:pPr>
+      <w:r>
+        <w:rPr>
+          <w:lang w:val="zh_TW" w:bidi="zh_TW"/>
+        </w:rPr>
+      </w:r>
+      <w:r>
+        <w:rPr>
+          <w:lang w:val="zh_TW" w:bidi="zh_TW"/>
+        </w:rPr>
+        <w:t>猶大書1:16</w:t>
+      </w:r>
     </w:p>
     <w:p>
       <w:pPr>
@@ -3228,114 +3006,84 @@
           <w:lang w:val="zh_TW" w:bidi="zh_TW"/>
         </w:rPr>
       </w:r>
-      <w:hyperlink r:id="rId49">
-        <w:r>
-          <w:rPr>
-            <w:lang w:val="zh_TW" w:bidi="zh_TW"/>
-          </w:rPr>
-          <w:rPr>
-            <w:color w:val="0000EE"/>
-            <w:u w:val="single"/>
-          </w:rPr>
-          <w:t>歷代志上17:21</w:t>
-        </w:r>
-      </w:hyperlink>
-    </w:p>
-    <w:p>
-      <w:pPr>
-        <w:pStyle w:val="ListBullet"/>
-        <w:spacing w:line="240" w:lineRule="auto"/>
-        <w:ind w:left="720"/>
-      </w:pPr>
-      <w:r>
-        <w:rPr>
-          <w:lang w:val="zh_TW" w:bidi="zh_TW"/>
-        </w:rPr>
-      </w:r>
-      <w:hyperlink r:id="rId50">
-        <w:r>
-          <w:rPr>
-            <w:lang w:val="zh_TW" w:bidi="zh_TW"/>
-          </w:rPr>
-          <w:rPr>
-            <w:color w:val="0000EE"/>
-            <w:u w:val="single"/>
-          </w:rPr>
-          <w:t>創世記28:16–17</w:t>
-        </w:r>
-      </w:hyperlink>
-    </w:p>
-    <w:p>
-      <w:pPr>
-        <w:pStyle w:val="ListBullet"/>
-        <w:spacing w:line="240" w:lineRule="auto"/>
-        <w:ind w:left="720"/>
-      </w:pPr>
-      <w:r>
-        <w:rPr>
-          <w:lang w:val="zh_TW" w:bidi="zh_TW"/>
-        </w:rPr>
-      </w:r>
-      <w:hyperlink r:id="rId51">
-        <w:r>
-          <w:rPr>
-            <w:lang w:val="zh_TW" w:bidi="zh_TW"/>
-          </w:rPr>
-          <w:rPr>
-            <w:color w:val="0000EE"/>
-            <w:u w:val="single"/>
-          </w:rPr>
-          <w:t>希伯來書12:28</w:t>
-        </w:r>
-      </w:hyperlink>
-    </w:p>
-    <w:p>
-      <w:pPr>
-        <w:pStyle w:val="ListBullet"/>
-        <w:spacing w:line="240" w:lineRule="auto"/>
-        <w:ind w:left="720"/>
-      </w:pPr>
-      <w:r>
-        <w:rPr>
-          <w:lang w:val="zh_TW" w:bidi="zh_TW"/>
-        </w:rPr>
-      </w:r>
-      <w:hyperlink r:id="rId52">
-        <w:r>
-          <w:rPr>
-            <w:lang w:val="zh_TW" w:bidi="zh_TW"/>
-          </w:rPr>
-          <w:rPr>
-            <w:color w:val="0000EE"/>
-            <w:u w:val="single"/>
-          </w:rPr>
-          <w:t>詩篇22:23</w:t>
-        </w:r>
-      </w:hyperlink>
-    </w:p>
-    <w:p>
-      <w:pPr>
-        <w:pStyle w:val="ListBullet"/>
-        <w:spacing w:line="240" w:lineRule="auto"/>
-        <w:ind w:left="720"/>
-      </w:pPr>
-      <w:r>
-        <w:rPr>
-          <w:lang w:val="zh_TW" w:bidi="zh_TW"/>
-        </w:rPr>
-      </w:r>
-      <w:hyperlink r:id="rId53">
-        <w:r>
-          <w:rPr>
-            <w:lang w:val="zh_TW" w:bidi="zh_TW"/>
-          </w:rPr>
-          <w:rPr>
-            <w:color w:val="0000EE"/>
-            <w:u w:val="single"/>
-          </w:rPr>
-          <w:t>詩篇147:4–5</w:t>
-        </w:r>
-      </w:hyperlink>
+      <w:r>
+        <w:rPr>
+          <w:lang w:val="zh_TW" w:bidi="zh_TW"/>
+        </w:rPr>
+        <w:t>歷代志上17:21</w:t>
+      </w:r>
+    </w:p>
+    <w:p>
+      <w:pPr>
+        <w:pStyle w:val="ListBullet"/>
+        <w:spacing w:line="240" w:lineRule="auto"/>
+        <w:ind w:left="720"/>
+      </w:pPr>
+      <w:r>
+        <w:rPr>
+          <w:lang w:val="zh_TW" w:bidi="zh_TW"/>
+        </w:rPr>
+      </w:r>
+      <w:r>
+        <w:rPr>
+          <w:lang w:val="zh_TW" w:bidi="zh_TW"/>
+        </w:rPr>
+        <w:t>創世記28:16–17</w:t>
+      </w:r>
+    </w:p>
+    <w:p>
+      <w:pPr>
+        <w:pStyle w:val="ListBullet"/>
+        <w:spacing w:line="240" w:lineRule="auto"/>
+        <w:ind w:left="720"/>
+      </w:pPr>
+      <w:r>
+        <w:rPr>
+          <w:lang w:val="zh_TW" w:bidi="zh_TW"/>
+        </w:rPr>
+      </w:r>
+      <w:r>
+        <w:rPr>
+          <w:lang w:val="zh_TW" w:bidi="zh_TW"/>
+        </w:rPr>
+        <w:t>希伯來書12:28</w:t>
+      </w:r>
+    </w:p>
+    <w:p>
+      <w:pPr>
+        <w:pStyle w:val="ListBullet"/>
+        <w:spacing w:line="240" w:lineRule="auto"/>
+        <w:ind w:left="720"/>
+      </w:pPr>
+      <w:r>
+        <w:rPr>
+          <w:lang w:val="zh_TW" w:bidi="zh_TW"/>
+        </w:rPr>
+      </w:r>
+      <w:r>
+        <w:rPr>
+          <w:lang w:val="zh_TW" w:bidi="zh_TW"/>
+        </w:rPr>
+        <w:t>詩篇22:23</w:t>
+      </w:r>
+    </w:p>
+    <w:p>
+      <w:pPr>
+        <w:pStyle w:val="ListBullet"/>
+        <w:spacing w:line="240" w:lineRule="auto"/>
+        <w:ind w:left="720"/>
+      </w:pPr>
+      <w:r>
+        <w:rPr>
+          <w:lang w:val="zh_TW" w:bidi="zh_TW"/>
+        </w:rPr>
+      </w:r>
+      <w:r>
+        <w:rPr>
+          <w:lang w:val="zh_TW" w:bidi="zh_TW"/>
+        </w:rPr>
+        <w:t>詩篇147:4–5</w:t>
+      </w:r>
     </w:p>
     <w:p>
       <w:pPr>
@@ -3563,90 +3311,66 @@
           <w:lang w:val="zh_TW" w:bidi="zh_TW"/>
         </w:rPr>
       </w:r>
-      <w:hyperlink r:id="rId54">
-        <w:r>
-          <w:rPr>
-            <w:lang w:val="zh_TW" w:bidi="zh_TW"/>
-          </w:rPr>
-          <w:rPr>
-            <w:color w:val="0000EE"/>
-            <w:u w:val="single"/>
-          </w:rPr>
-          <w:t>彼得前書1:15–17</w:t>
-        </w:r>
-      </w:hyperlink>
-    </w:p>
-    <w:p>
-      <w:pPr>
-        <w:pStyle w:val="ListBullet"/>
-        <w:spacing w:line="240" w:lineRule="auto"/>
-        <w:ind w:left="720"/>
-      </w:pPr>
-      <w:r>
-        <w:rPr>
-          <w:lang w:val="zh_TW" w:bidi="zh_TW"/>
-        </w:rPr>
-      </w:r>
-      <w:hyperlink r:id="rId46">
-        <w:r>
-          <w:rPr>
-            <w:lang w:val="zh_TW" w:bidi="zh_TW"/>
-          </w:rPr>
-          <w:rPr>
-            <w:color w:val="0000EE"/>
-            <w:u w:val="single"/>
-          </w:rPr>
-          <w:t>希伯來書11:7</w:t>
-        </w:r>
-      </w:hyperlink>
-    </w:p>
-    <w:p>
-      <w:pPr>
-        <w:pStyle w:val="ListBullet"/>
-        <w:spacing w:line="240" w:lineRule="auto"/>
-        <w:ind w:left="720"/>
-      </w:pPr>
-      <w:r>
-        <w:rPr>
-          <w:lang w:val="zh_TW" w:bidi="zh_TW"/>
-        </w:rPr>
-      </w:r>
-      <w:hyperlink r:id="rId55">
-        <w:r>
-          <w:rPr>
-            <w:lang w:val="zh_TW" w:bidi="zh_TW"/>
-          </w:rPr>
-          <w:rPr>
-            <w:color w:val="0000EE"/>
-            <w:u w:val="single"/>
-          </w:rPr>
-          <w:t>以賽亞書44:17</w:t>
-        </w:r>
-      </w:hyperlink>
-    </w:p>
-    <w:p>
-      <w:pPr>
-        <w:pStyle w:val="ListBullet"/>
-        <w:spacing w:line="240" w:lineRule="auto"/>
-        <w:ind w:left="720"/>
-      </w:pPr>
-      <w:r>
-        <w:rPr>
-          <w:lang w:val="zh_TW" w:bidi="zh_TW"/>
-        </w:rPr>
-      </w:r>
-      <w:hyperlink r:id="rId56">
-        <w:r>
-          <w:rPr>
-            <w:lang w:val="zh_TW" w:bidi="zh_TW"/>
-          </w:rPr>
-          <w:rPr>
-            <w:color w:val="0000EE"/>
-            <w:u w:val="single"/>
-          </w:rPr>
-          <w:t>詩篇5:7–8</w:t>
-        </w:r>
-      </w:hyperlink>
+      <w:r>
+        <w:rPr>
+          <w:lang w:val="zh_TW" w:bidi="zh_TW"/>
+        </w:rPr>
+        <w:t>彼得前書1:15–17</w:t>
+      </w:r>
+    </w:p>
+    <w:p>
+      <w:pPr>
+        <w:pStyle w:val="ListBullet"/>
+        <w:spacing w:line="240" w:lineRule="auto"/>
+        <w:ind w:left="720"/>
+      </w:pPr>
+      <w:r>
+        <w:rPr>
+          <w:lang w:val="zh_TW" w:bidi="zh_TW"/>
+        </w:rPr>
+      </w:r>
+      <w:r>
+        <w:rPr>
+          <w:lang w:val="zh_TW" w:bidi="zh_TW"/>
+        </w:rPr>
+        <w:t>希伯來書11:7</w:t>
+      </w:r>
+    </w:p>
+    <w:p>
+      <w:pPr>
+        <w:pStyle w:val="ListBullet"/>
+        <w:spacing w:line="240" w:lineRule="auto"/>
+        <w:ind w:left="720"/>
+      </w:pPr>
+      <w:r>
+        <w:rPr>
+          <w:lang w:val="zh_TW" w:bidi="zh_TW"/>
+        </w:rPr>
+      </w:r>
+      <w:r>
+        <w:rPr>
+          <w:lang w:val="zh_TW" w:bidi="zh_TW"/>
+        </w:rPr>
+        <w:t>以賽亞書44:17</w:t>
+      </w:r>
+    </w:p>
+    <w:p>
+      <w:pPr>
+        <w:pStyle w:val="ListBullet"/>
+        <w:spacing w:line="240" w:lineRule="auto"/>
+        <w:ind w:left="720"/>
+      </w:pPr>
+      <w:r>
+        <w:rPr>
+          <w:lang w:val="zh_TW" w:bidi="zh_TW"/>
+        </w:rPr>
+      </w:r>
+      <w:r>
+        <w:rPr>
+          <w:lang w:val="zh_TW" w:bidi="zh_TW"/>
+        </w:rPr>
+        <w:t>詩篇5:7–8</w:t>
+      </w:r>
     </w:p>
     <w:p>
       <w:pPr>

--- a/zht/docx/082.content.docx
+++ b/zht/docx/082.content.docx
@@ -2586,19 +2586,7 @@
         <w:rPr>
           <w:lang w:val="zh_TW" w:bidi="zh_TW"/>
         </w:rPr>
-        <w:t>，</w:t>
-      </w:r>
-      <w:r>
-        <w:rPr>
-          <w:lang w:val="zh_TW" w:bidi="zh_TW"/>
-        </w:rPr>
-        <w:t>順服</w:t>
-      </w:r>
-      <w:r>
-        <w:rPr>
-          <w:lang w:val="zh_TW" w:bidi="zh_TW"/>
-        </w:rPr>
-        <w:t>，</w:t>
+        <w:t>，順服，</w:t>
       </w:r>
       <w:r>
         <w:rPr>
@@ -3274,19 +3262,7 @@
         <w:rPr>
           <w:lang w:val="zh_TW" w:bidi="zh_TW"/>
         </w:rPr>
-        <w:t>、</w:t>
-      </w:r>
-      <w:r>
-        <w:rPr>
-          <w:lang w:val="zh_TW" w:bidi="zh_TW"/>
-        </w:rPr>
-        <w:t>順服</w:t>
-      </w:r>
-      <w:r>
-        <w:rPr>
-          <w:lang w:val="zh_TW" w:bidi="zh_TW"/>
-        </w:rPr>
-        <w:t>）</w:t>
+        <w:t>、順服）</w:t>
       </w:r>
     </w:p>
     <w:p>
